--- a/Slot 1/Ex1.docx
+++ b/Slot 1/Ex1.docx
@@ -563,89 +563,571 @@
         <w:t>Một số lệnh cơ bản trong Git:</w:t>
       </w:r>
     </w:p>
+    <w:tbl>
+      <w:tblPr>
+        <w:tblW w:w="0" w:type="auto"/>
+        <w:tblCellSpacing w:w="15" w:type="dxa"/>
+        <w:tblBorders>
+          <w:top w:val="single" w:sz="4" w:space="0" w:color="auto"/>
+          <w:left w:val="single" w:sz="4" w:space="0" w:color="auto"/>
+          <w:bottom w:val="single" w:sz="4" w:space="0" w:color="auto"/>
+          <w:right w:val="single" w:sz="4" w:space="0" w:color="auto"/>
+          <w:insideH w:val="single" w:sz="4" w:space="0" w:color="auto"/>
+          <w:insideV w:val="single" w:sz="4" w:space="0" w:color="auto"/>
+        </w:tblBorders>
+        <w:tblCellMar>
+          <w:top w:w="15" w:type="dxa"/>
+          <w:left w:w="15" w:type="dxa"/>
+          <w:bottom w:w="15" w:type="dxa"/>
+          <w:right w:w="15" w:type="dxa"/>
+        </w:tblCellMar>
+        <w:tblLook w:val="04A0" w:firstRow="1" w:lastRow="0" w:firstColumn="1" w:lastColumn="0" w:noHBand="0" w:noVBand="1"/>
+      </w:tblPr>
+      <w:tblGrid>
+        <w:gridCol w:w="3486"/>
+        <w:gridCol w:w="5576"/>
+      </w:tblGrid>
+      <w:tr>
+        <w:trPr>
+          <w:tblHeader/>
+          <w:tblCellSpacing w:w="15" w:type="dxa"/>
+        </w:trPr>
+        <w:tc>
+          <w:tcPr>
+            <w:tcW w:w="0" w:type="auto"/>
+            <w:vAlign w:val="center"/>
+            <w:hideMark/>
+          </w:tcPr>
+          <w:p>
+            <w:pPr>
+              <w:pStyle w:val="ListParagraph"/>
+              <w:ind w:left="1440"/>
+              <w:rPr>
+                <w:b/>
+                <w:bCs/>
+              </w:rPr>
+            </w:pPr>
+            <w:r>
+              <w:rPr>
+                <w:b/>
+                <w:bCs/>
+              </w:rPr>
+              <w:t>Lệnh Git</w:t>
+            </w:r>
+          </w:p>
+        </w:tc>
+        <w:tc>
+          <w:tcPr>
+            <w:tcW w:w="0" w:type="auto"/>
+            <w:vAlign w:val="center"/>
+            <w:hideMark/>
+          </w:tcPr>
+          <w:p>
+            <w:pPr>
+              <w:pStyle w:val="ListParagraph"/>
+              <w:ind w:left="1440"/>
+              <w:rPr>
+                <w:b/>
+                <w:bCs/>
+              </w:rPr>
+            </w:pPr>
+            <w:r>
+              <w:rPr>
+                <w:b/>
+                <w:bCs/>
+              </w:rPr>
+              <w:t>Chức năng</w:t>
+            </w:r>
+          </w:p>
+        </w:tc>
+      </w:tr>
+      <w:tr>
+        <w:trPr>
+          <w:tblCellSpacing w:w="15" w:type="dxa"/>
+        </w:trPr>
+        <w:tc>
+          <w:tcPr>
+            <w:tcW w:w="0" w:type="auto"/>
+            <w:vAlign w:val="center"/>
+            <w:hideMark/>
+          </w:tcPr>
+          <w:p>
+            <w:pPr>
+              <w:pStyle w:val="ListParagraph"/>
+              <w:ind w:left="1440"/>
+            </w:pPr>
+            <w:r>
+              <w:t>git init</w:t>
+            </w:r>
+          </w:p>
+        </w:tc>
+        <w:tc>
+          <w:tcPr>
+            <w:tcW w:w="0" w:type="auto"/>
+            <w:vAlign w:val="center"/>
+            <w:hideMark/>
+          </w:tcPr>
+          <w:p>
+            <w:pPr>
+              <w:pStyle w:val="ListParagraph"/>
+              <w:ind w:left="1440"/>
+            </w:pPr>
+            <w:r>
+              <w:t>Khởi tạo một repository Git mới trong thư mục hiện tại</w:t>
+            </w:r>
+          </w:p>
+        </w:tc>
+      </w:tr>
+      <w:tr>
+        <w:trPr>
+          <w:tblCellSpacing w:w="15" w:type="dxa"/>
+        </w:trPr>
+        <w:tc>
+          <w:tcPr>
+            <w:tcW w:w="0" w:type="auto"/>
+            <w:vAlign w:val="center"/>
+            <w:hideMark/>
+          </w:tcPr>
+          <w:p>
+            <w:pPr>
+              <w:pStyle w:val="ListParagraph"/>
+              <w:ind w:left="1440"/>
+            </w:pPr>
+            <w:r>
+              <w:t>git clone &lt;url&gt;</w:t>
+            </w:r>
+          </w:p>
+        </w:tc>
+        <w:tc>
+          <w:tcPr>
+            <w:tcW w:w="0" w:type="auto"/>
+            <w:vAlign w:val="center"/>
+            <w:hideMark/>
+          </w:tcPr>
+          <w:p>
+            <w:pPr>
+              <w:pStyle w:val="ListParagraph"/>
+              <w:ind w:left="1440"/>
+            </w:pPr>
+            <w:r>
+              <w:t>Sao chép repository từ remote (GitHub, GitLab…) về máy</w:t>
+            </w:r>
+          </w:p>
+        </w:tc>
+      </w:tr>
+      <w:tr>
+        <w:trPr>
+          <w:tblCellSpacing w:w="15" w:type="dxa"/>
+        </w:trPr>
+        <w:tc>
+          <w:tcPr>
+            <w:tcW w:w="0" w:type="auto"/>
+            <w:vAlign w:val="center"/>
+            <w:hideMark/>
+          </w:tcPr>
+          <w:p>
+            <w:pPr>
+              <w:pStyle w:val="ListParagraph"/>
+              <w:ind w:left="1440"/>
+            </w:pPr>
+            <w:r>
+              <w:t>git status</w:t>
+            </w:r>
+          </w:p>
+        </w:tc>
+        <w:tc>
+          <w:tcPr>
+            <w:tcW w:w="0" w:type="auto"/>
+            <w:vAlign w:val="center"/>
+            <w:hideMark/>
+          </w:tcPr>
+          <w:p>
+            <w:pPr>
+              <w:pStyle w:val="ListParagraph"/>
+              <w:ind w:left="1440"/>
+            </w:pPr>
+            <w:r>
+              <w:t>Kiểm tra trạng thái file (đã thay đổi, đã staged hay chưa)</w:t>
+            </w:r>
+          </w:p>
+        </w:tc>
+      </w:tr>
+      <w:tr>
+        <w:trPr>
+          <w:tblCellSpacing w:w="15" w:type="dxa"/>
+        </w:trPr>
+        <w:tc>
+          <w:tcPr>
+            <w:tcW w:w="0" w:type="auto"/>
+            <w:vAlign w:val="center"/>
+            <w:hideMark/>
+          </w:tcPr>
+          <w:p>
+            <w:pPr>
+              <w:pStyle w:val="ListParagraph"/>
+              <w:ind w:left="1440"/>
+            </w:pPr>
+            <w:r>
+              <w:t>git add &lt;file&gt;</w:t>
+            </w:r>
+          </w:p>
+        </w:tc>
+        <w:tc>
+          <w:tcPr>
+            <w:tcW w:w="0" w:type="auto"/>
+            <w:vAlign w:val="center"/>
+            <w:hideMark/>
+          </w:tcPr>
+          <w:p>
+            <w:pPr>
+              <w:pStyle w:val="ListParagraph"/>
+              <w:ind w:left="1440"/>
+            </w:pPr>
+            <w:r>
+              <w:t>Thêm file vào staging area</w:t>
+            </w:r>
+          </w:p>
+        </w:tc>
+      </w:tr>
+      <w:tr>
+        <w:trPr>
+          <w:tblCellSpacing w:w="15" w:type="dxa"/>
+        </w:trPr>
+        <w:tc>
+          <w:tcPr>
+            <w:tcW w:w="0" w:type="auto"/>
+            <w:vAlign w:val="center"/>
+            <w:hideMark/>
+          </w:tcPr>
+          <w:p>
+            <w:pPr>
+              <w:pStyle w:val="ListParagraph"/>
+              <w:ind w:left="1440"/>
+            </w:pPr>
+            <w:r>
+              <w:t>git add .</w:t>
+            </w:r>
+          </w:p>
+        </w:tc>
+        <w:tc>
+          <w:tcPr>
+            <w:tcW w:w="0" w:type="auto"/>
+            <w:vAlign w:val="center"/>
+            <w:hideMark/>
+          </w:tcPr>
+          <w:p>
+            <w:pPr>
+              <w:pStyle w:val="ListParagraph"/>
+              <w:ind w:left="1440"/>
+            </w:pPr>
+            <w:r>
+              <w:t>Thêm tất cả file đã thay đổi vào staging area</w:t>
+            </w:r>
+          </w:p>
+        </w:tc>
+      </w:tr>
+      <w:tr>
+        <w:trPr>
+          <w:tblCellSpacing w:w="15" w:type="dxa"/>
+        </w:trPr>
+        <w:tc>
+          <w:tcPr>
+            <w:tcW w:w="0" w:type="auto"/>
+            <w:vAlign w:val="center"/>
+            <w:hideMark/>
+          </w:tcPr>
+          <w:p>
+            <w:pPr>
+              <w:pStyle w:val="ListParagraph"/>
+              <w:ind w:left="1440"/>
+            </w:pPr>
+            <w:r>
+              <w:t>git commit -m "message"</w:t>
+            </w:r>
+          </w:p>
+        </w:tc>
+        <w:tc>
+          <w:tcPr>
+            <w:tcW w:w="0" w:type="auto"/>
+            <w:vAlign w:val="center"/>
+            <w:hideMark/>
+          </w:tcPr>
+          <w:p>
+            <w:pPr>
+              <w:pStyle w:val="ListParagraph"/>
+              <w:ind w:left="1440"/>
+            </w:pPr>
+            <w:r>
+              <w:t>Tạo commit với thông điệp mô tả</w:t>
+            </w:r>
+          </w:p>
+        </w:tc>
+      </w:tr>
+      <w:tr>
+        <w:trPr>
+          <w:tblCellSpacing w:w="15" w:type="dxa"/>
+        </w:trPr>
+        <w:tc>
+          <w:tcPr>
+            <w:tcW w:w="0" w:type="auto"/>
+            <w:vAlign w:val="center"/>
+            <w:hideMark/>
+          </w:tcPr>
+          <w:p>
+            <w:pPr>
+              <w:pStyle w:val="ListParagraph"/>
+              <w:ind w:left="1440"/>
+            </w:pPr>
+            <w:r>
+              <w:t>git log</w:t>
+            </w:r>
+          </w:p>
+        </w:tc>
+        <w:tc>
+          <w:tcPr>
+            <w:tcW w:w="0" w:type="auto"/>
+            <w:vAlign w:val="center"/>
+            <w:hideMark/>
+          </w:tcPr>
+          <w:p>
+            <w:pPr>
+              <w:pStyle w:val="ListParagraph"/>
+              <w:ind w:left="1440"/>
+            </w:pPr>
+            <w:r>
+              <w:t>Xem lịch sử commit</w:t>
+            </w:r>
+          </w:p>
+        </w:tc>
+      </w:tr>
+      <w:tr>
+        <w:trPr>
+          <w:tblCellSpacing w:w="15" w:type="dxa"/>
+        </w:trPr>
+        <w:tc>
+          <w:tcPr>
+            <w:tcW w:w="0" w:type="auto"/>
+            <w:vAlign w:val="center"/>
+            <w:hideMark/>
+          </w:tcPr>
+          <w:p>
+            <w:pPr>
+              <w:pStyle w:val="ListParagraph"/>
+              <w:ind w:left="1440"/>
+            </w:pPr>
+            <w:r>
+              <w:t>git branch</w:t>
+            </w:r>
+          </w:p>
+        </w:tc>
+        <w:tc>
+          <w:tcPr>
+            <w:tcW w:w="0" w:type="auto"/>
+            <w:vAlign w:val="center"/>
+            <w:hideMark/>
+          </w:tcPr>
+          <w:p>
+            <w:pPr>
+              <w:pStyle w:val="ListParagraph"/>
+              <w:ind w:left="1440"/>
+            </w:pPr>
+            <w:r>
+              <w:t>Liệt kê các nhánh hiện có</w:t>
+            </w:r>
+          </w:p>
+        </w:tc>
+      </w:tr>
+      <w:tr>
+        <w:trPr>
+          <w:tblCellSpacing w:w="15" w:type="dxa"/>
+        </w:trPr>
+        <w:tc>
+          <w:tcPr>
+            <w:tcW w:w="0" w:type="auto"/>
+            <w:vAlign w:val="center"/>
+            <w:hideMark/>
+          </w:tcPr>
+          <w:p>
+            <w:pPr>
+              <w:pStyle w:val="ListParagraph"/>
+              <w:ind w:left="1440"/>
+            </w:pPr>
+            <w:r>
+              <w:t>git branch &lt;name&gt;</w:t>
+            </w:r>
+          </w:p>
+        </w:tc>
+        <w:tc>
+          <w:tcPr>
+            <w:tcW w:w="0" w:type="auto"/>
+            <w:vAlign w:val="center"/>
+            <w:hideMark/>
+          </w:tcPr>
+          <w:p>
+            <w:pPr>
+              <w:pStyle w:val="ListParagraph"/>
+              <w:ind w:left="1440"/>
+            </w:pPr>
+            <w:r>
+              <w:t>Tạo nhánh mới</w:t>
+            </w:r>
+          </w:p>
+        </w:tc>
+      </w:tr>
+      <w:tr>
+        <w:trPr>
+          <w:tblCellSpacing w:w="15" w:type="dxa"/>
+        </w:trPr>
+        <w:tc>
+          <w:tcPr>
+            <w:tcW w:w="0" w:type="auto"/>
+            <w:vAlign w:val="center"/>
+            <w:hideMark/>
+          </w:tcPr>
+          <w:p>
+            <w:pPr>
+              <w:pStyle w:val="ListParagraph"/>
+              <w:ind w:left="1440"/>
+            </w:pPr>
+            <w:r>
+              <w:t>git checkout &lt;branch&gt;</w:t>
+            </w:r>
+          </w:p>
+        </w:tc>
+        <w:tc>
+          <w:tcPr>
+            <w:tcW w:w="0" w:type="auto"/>
+            <w:vAlign w:val="center"/>
+            <w:hideMark/>
+          </w:tcPr>
+          <w:p>
+            <w:pPr>
+              <w:pStyle w:val="ListParagraph"/>
+              <w:ind w:left="1440"/>
+            </w:pPr>
+            <w:r>
+              <w:t>Chuyển sang nhánh khác</w:t>
+            </w:r>
+          </w:p>
+        </w:tc>
+      </w:tr>
+      <w:tr>
+        <w:trPr>
+          <w:tblCellSpacing w:w="15" w:type="dxa"/>
+        </w:trPr>
+        <w:tc>
+          <w:tcPr>
+            <w:tcW w:w="0" w:type="auto"/>
+            <w:vAlign w:val="center"/>
+            <w:hideMark/>
+          </w:tcPr>
+          <w:p>
+            <w:pPr>
+              <w:pStyle w:val="ListParagraph"/>
+              <w:ind w:left="1440"/>
+            </w:pPr>
+            <w:r>
+              <w:t>git merge &lt;branch&gt;</w:t>
+            </w:r>
+          </w:p>
+        </w:tc>
+        <w:tc>
+          <w:tcPr>
+            <w:tcW w:w="0" w:type="auto"/>
+            <w:vAlign w:val="center"/>
+            <w:hideMark/>
+          </w:tcPr>
+          <w:p>
+            <w:pPr>
+              <w:pStyle w:val="ListParagraph"/>
+              <w:ind w:left="1440"/>
+            </w:pPr>
+            <w:r>
+              <w:t>Gộp nhánh vào nhánh hiện tại</w:t>
+            </w:r>
+          </w:p>
+        </w:tc>
+      </w:tr>
+      <w:tr>
+        <w:trPr>
+          <w:tblCellSpacing w:w="15" w:type="dxa"/>
+        </w:trPr>
+        <w:tc>
+          <w:tcPr>
+            <w:tcW w:w="0" w:type="auto"/>
+            <w:vAlign w:val="center"/>
+            <w:hideMark/>
+          </w:tcPr>
+          <w:p>
+            <w:pPr>
+              <w:pStyle w:val="ListParagraph"/>
+              <w:ind w:left="1440"/>
+            </w:pPr>
+            <w:r>
+              <w:t>git push origin &lt;branch&gt;</w:t>
+            </w:r>
+          </w:p>
+        </w:tc>
+        <w:tc>
+          <w:tcPr>
+            <w:tcW w:w="0" w:type="auto"/>
+            <w:vAlign w:val="center"/>
+            <w:hideMark/>
+          </w:tcPr>
+          <w:p>
+            <w:pPr>
+              <w:pStyle w:val="ListParagraph"/>
+              <w:ind w:left="1440"/>
+            </w:pPr>
+            <w:r>
+              <w:t>Đẩy commit từ local lên remote</w:t>
+            </w:r>
+          </w:p>
+        </w:tc>
+      </w:tr>
+      <w:tr>
+        <w:trPr>
+          <w:tblCellSpacing w:w="15" w:type="dxa"/>
+        </w:trPr>
+        <w:tc>
+          <w:tcPr>
+            <w:tcW w:w="0" w:type="auto"/>
+            <w:vAlign w:val="center"/>
+            <w:hideMark/>
+          </w:tcPr>
+          <w:p>
+            <w:pPr>
+              <w:pStyle w:val="ListParagraph"/>
+              <w:ind w:left="1440"/>
+            </w:pPr>
+            <w:r>
+              <w:t>git pull origin &lt;branch&gt;</w:t>
+            </w:r>
+          </w:p>
+        </w:tc>
+        <w:tc>
+          <w:tcPr>
+            <w:tcW w:w="0" w:type="auto"/>
+            <w:vAlign w:val="center"/>
+            <w:hideMark/>
+          </w:tcPr>
+          <w:p>
+            <w:pPr>
+              <w:pStyle w:val="ListParagraph"/>
+              <w:ind w:left="1440"/>
+            </w:pPr>
+            <w:r>
+              <w:t>Kéo và đồng bộ code mới nhất từ remote về local</w:t>
+            </w:r>
+          </w:p>
+        </w:tc>
+      </w:tr>
+    </w:tbl>
     <w:p>
       <w:pPr>
         <w:pStyle w:val="ListParagraph"/>
-        <w:numPr>
-          <w:ilvl w:val="0"/>
-          <w:numId w:val="7"/>
-        </w:numPr>
-      </w:pPr>
-      <w:r>
-        <w:t xml:space="preserve">git init, git clone </w:t>
-      </w:r>
-      <w:r>
-        <w:rPr>
-          <w:rFonts w:hint="eastAsia"/>
-        </w:rPr>
-        <w:t>→</w:t>
-      </w:r>
-      <w:r>
-        <w:t xml:space="preserve"> bắt đầu dự án.</w:t>
-      </w:r>
-    </w:p>
-    <w:p>
-      <w:pPr>
-        <w:pStyle w:val="ListParagraph"/>
-        <w:numPr>
-          <w:ilvl w:val="0"/>
-          <w:numId w:val="7"/>
-        </w:numPr>
-      </w:pPr>
-      <w:r>
-        <w:t xml:space="preserve">git add, git commit </w:t>
-      </w:r>
-      <w:r>
-        <w:rPr>
-          <w:rFonts w:hint="eastAsia"/>
-        </w:rPr>
-        <w:t>→</w:t>
-      </w:r>
-      <w:r>
-        <w:t xml:space="preserve"> lưu thay đổi.</w:t>
-      </w:r>
-    </w:p>
-    <w:p>
-      <w:pPr>
-        <w:pStyle w:val="ListParagraph"/>
-        <w:numPr>
-          <w:ilvl w:val="0"/>
-          <w:numId w:val="7"/>
-        </w:numPr>
-      </w:pPr>
-      <w:r>
-        <w:t xml:space="preserve">git push, git pull </w:t>
-      </w:r>
-      <w:r>
-        <w:rPr>
-          <w:rFonts w:hint="eastAsia"/>
-        </w:rPr>
-        <w:t>→</w:t>
-      </w:r>
-      <w:r>
-        <w:t xml:space="preserve"> đồng bộ với remote.</w:t>
-      </w:r>
-    </w:p>
-    <w:p>
-      <w:pPr>
-        <w:pStyle w:val="ListParagraph"/>
-        <w:numPr>
-          <w:ilvl w:val="0"/>
-          <w:numId w:val="7"/>
-        </w:numPr>
-      </w:pPr>
-      <w:r>
-        <w:t xml:space="preserve">git branch, git checkout, git merge </w:t>
-      </w:r>
-      <w:r>
-        <w:rPr>
-          <w:rFonts w:hint="eastAsia"/>
-        </w:rPr>
-        <w:t>→</w:t>
-      </w:r>
-      <w:r>
-        <w:t xml:space="preserve"> quản lý nhánh.</w:t>
-      </w:r>
+        <w:ind w:left="1440"/>
+      </w:pPr>
     </w:p>
     <w:sectPr>
       <w:pgSz w:w="11907" w:h="16840" w:code="9"/>
